--- a/public/downloads/przykladowa-praca-magisterska-filologia-polska.docx
+++ b/public/downloads/przykladowa-praca-magisterska-filologia-polska.docx
@@ -152,7 +152,7 @@
         <w:t xml:space="preserve">— to cechy charakterystyczne tej dziedziny. Pełne poradniki: praca-magisterska.pl/poradniki/</w:t>
       </w:r>
     </w:p>
-    <w:bookmarkStart w:id="20" w:name="streszczenie"/>
+    <w:bookmarkStart w:id="9" w:name="_streszczenie"/>
     <w:p>
       <w:pPr>
         <w:pStyle w:val="Heading1"/>
@@ -195,8 +195,8 @@
         <w:t xml:space="preserve">[W pracy literaturoznawczej streszczenie wskazuje przedmiot (utwory/autor), cel, tezę interpretacyjną i metodę. Dołącz wersję angielską (Abstract), jeśli wymaga jej uczelnia.]</w:t>
       </w:r>
     </w:p>
-    <w:bookmarkEnd w:id="20"/>
-    <w:bookmarkStart w:id="21" w:name="spis-treści"/>
+    <w:bookmarkEnd w:id="9"/>
+    <w:bookmarkStart w:id="10" w:name="_68349d0c7d64ae346c98bcec9a8185b5790f4f0"/>
     <w:p>
       <w:pPr>
         <w:pStyle w:val="Heading1"/>
@@ -337,8 +337,8 @@
         <w:t xml:space="preserve"> </w:t>
       </w:r>
     </w:p>
-    <w:bookmarkEnd w:id="21"/>
-    <w:bookmarkStart w:id="22" w:name="wstęp"/>
+    <w:bookmarkEnd w:id="10"/>
+    <w:bookmarkStart w:id="11" w:name="_wstęp"/>
     <w:p>
       <w:pPr>
         <w:pStyle w:val="Heading1"/>
@@ -357,7 +357,7 @@
     </w:p>
     <w:p>
       <w:pPr>
-        <w:pStyle w:val="BodyText"/>
+        <w:pStyle w:val="FirstParagraph"/>
       </w:pPr>
       <w:r>
         <w:t xml:space="preserve">Przemijanie należy do najtrwalszych tematów literatury, od antycznego</w:t>
@@ -411,8 +411,8 @@
         <w:t xml:space="preserve">W pracy zastosowano metodę analizy i interpretacji tekstu literackiego, z elementami analizy motywowej i odwołaniami do kontekstu biograficznego. Punktem wyjścia jest dotychczasowy stan badań nad twórczością poetki, omówiony w rozdziale pierwszym. Praca składa się z trzech rozdziałów: pierwszy osadza temat w tradycji i w stanie badań, dwa kolejne prowadzą analizę utworów.</w:t>
       </w:r>
     </w:p>
-    <w:bookmarkEnd w:id="22"/>
-    <w:bookmarkStart w:id="24" w:name="X378d2d667c18d1a74365ee515988e93f85195ad"/>
+    <w:bookmarkEnd w:id="11"/>
+    <w:bookmarkStart w:id="13" w:name="_378d2d667c18d1a74365ee515988e93f85195ad"/>
     <w:p>
       <w:pPr>
         <w:pStyle w:val="Heading1"/>
@@ -421,7 +421,7 @@
         <w:t xml:space="preserve">Rozdział 1. Motyw przemijania w tradycji i w badaniach nad Szymborską</w:t>
       </w:r>
     </w:p>
-    <w:bookmarkStart w:id="23" w:name="X67c1ca7838c792c4dc8b257a6ea9e35e66faa2b"/>
+    <w:bookmarkStart w:id="12" w:name="_67c1ca7838c792c4dc8b257a6ea9e35e66faa2b"/>
     <w:p>
       <w:pPr>
         <w:pStyle w:val="Heading2"/>
@@ -440,15 +440,15 @@
     </w:p>
     <w:p>
       <w:pPr>
-        <w:pStyle w:val="BodyText"/>
+        <w:pStyle w:val="FirstParagraph"/>
       </w:pPr>
       <w:r>
         <w:t xml:space="preserve">Twórczość Wisławy Szymborskiej doczekała się obszernej literatury krytycznej. Badacze wskazywali na rolę ironii, filozoficzny wymiar jej liryki oraz znaczenie codzienności jako tworzywa poetyckiego. Wątek przemijania bywał omawiany na marginesie analiz poświęconych filozofii egzystencji w jej wierszach, rzadziej zaś czyniono go głównym przedmiotem badania — i to wyznacza lukę, którą wypełnia niniejsza praca.</w:t>
       </w:r>
     </w:p>
-    <w:bookmarkEnd w:id="23"/>
-    <w:bookmarkEnd w:id="24"/>
-    <w:bookmarkStart w:id="26" w:name="rozdział-2.-obrazy-czasu-i-przemijania"/>
+    <w:bookmarkEnd w:id="12"/>
+    <w:bookmarkEnd w:id="13"/>
+    <w:bookmarkStart w:id="15" w:name="_34f9ff17f21bc8a71a4994e8b765d3bf00314ad"/>
     <w:p>
       <w:pPr>
         <w:pStyle w:val="Heading1"/>
@@ -457,7 +457,7 @@
         <w:t xml:space="preserve">Rozdział 2. Obrazy czasu i przemijania</w:t>
       </w:r>
     </w:p>
-    <w:bookmarkStart w:id="25" w:name="codzienność-i-konkret-jako-miara-czasu"/>
+    <w:bookmarkStart w:id="14" w:name="_4c0c89abaaef5cbea7bac857d60c0fc1d7085c2"/>
     <w:p>
       <w:pPr>
         <w:pStyle w:val="Heading2"/>
@@ -476,7 +476,7 @@
     </w:p>
     <w:p>
       <w:pPr>
-        <w:pStyle w:val="BodyText"/>
+        <w:pStyle w:val="FirstParagraph"/>
       </w:pPr>
       <w:r>
         <w:t xml:space="preserve">Szymborska mierzy przemijanie nie wielkimi pojęciami, lecz drobiazgami codzienności — przedmiotami, gestami, chwilami. W wierszu</w:t>
@@ -498,9 +498,9 @@
         <w:t xml:space="preserve">nieobecność zmarłego ukazana zostaje wyłącznie przez perspektywę zwierzęcia i naruszony porządek rzeczy. Taki zabieg przenosi ciężar znaczeniowy z abstrakcyjnej śmierci na konkret pustki, czyniąc przemijanie odczuwalnym, a nie tylko nazwanym.</w:t>
       </w:r>
     </w:p>
-    <w:bookmarkEnd w:id="25"/>
-    <w:bookmarkEnd w:id="26"/>
-    <w:bookmarkStart w:id="28" w:name="X22aec15589c0547bc49144b57f61f2e0495c39f"/>
+    <w:bookmarkEnd w:id="14"/>
+    <w:bookmarkEnd w:id="15"/>
+    <w:bookmarkStart w:id="17" w:name="_22aec15589c0547bc49144b57f61f2e0495c39f"/>
     <w:p>
       <w:pPr>
         <w:pStyle w:val="Heading1"/>
@@ -509,7 +509,7 @@
         <w:t xml:space="preserve">Rozdział 3. Poetyckie strategie wobec przemijania</w:t>
       </w:r>
     </w:p>
-    <w:bookmarkStart w:id="27" w:name="ironia-i-dystans"/>
+    <w:bookmarkStart w:id="16" w:name="_e7424324c20cbb62bda93c7b5cd4081286169a0"/>
     <w:p>
       <w:pPr>
         <w:pStyle w:val="Heading2"/>
@@ -534,9 +534,9 @@
         <w:t xml:space="preserve">[W interpretacji nie streszczaj utworu — analizuj środki (ironia, obrazowanie, kompozycja) i wiąż je z tezą pracy. Odwołania do koncepcji teoretycznych popieraj przypisami do literatury przedmiotu.]</w:t>
       </w:r>
     </w:p>
-    <w:bookmarkEnd w:id="27"/>
-    <w:bookmarkEnd w:id="28"/>
-    <w:bookmarkStart w:id="29" w:name="zakończenie"/>
+    <w:bookmarkEnd w:id="16"/>
+    <w:bookmarkEnd w:id="17"/>
+    <w:bookmarkStart w:id="18" w:name="_zakończenie"/>
     <w:p>
       <w:pPr>
         <w:pStyle w:val="Heading1"/>
@@ -553,8 +553,8 @@
         <w:t xml:space="preserve">Przeprowadzona analiza potwierdza tezę pracy: w poezji Wisławy Szymborskiej przemijanie zostaje oswojone dzięki ironii i przywiązaniu do konkretu codzienności. Nie jest ono źródłem rozpaczy, lecz impulsem do afirmacji jednostkowego, niepowtarzalnego istnienia. Tak ujęty motyw przemijania okazuje się jednym z centrów światopoglądu poetyckiego Szymborskiej.</w:t>
       </w:r>
     </w:p>
-    <w:bookmarkEnd w:id="29"/>
-    <w:bookmarkStart w:id="33" w:name="bibliografia"/>
+    <w:bookmarkEnd w:id="18"/>
+    <w:bookmarkStart w:id="23" w:name="_bibliografia"/>
     <w:p>
       <w:pPr>
         <w:pStyle w:val="Heading1"/>
@@ -573,7 +573,7 @@
     </w:p>
     <w:p>
       <w:pPr>
-        <w:pStyle w:val="BodyText"/>
+        <w:pStyle w:val="FirstParagraph"/>
       </w:pPr>
       <w:r>
         <w:rPr>
@@ -714,7 +714,7 @@
     </w:p>
     <w:p>
       <w:pPr>
-        <w:pStyle w:val="BodyText"/>
+        <w:pStyle w:val="FirstParagraph"/>
       </w:pPr>
       <w:r>
         <w:t xml:space="preserve">Wzór przygotowała redakcja serwisu</w:t>
@@ -742,7 +742,7 @@
           <w:b/>
           <w:bCs/>
         </w:rPr>
-        <w:t xml:space="preserve">Smart-Edu.ai — pierwsza wersja pracy w kilka godzin, nie w kilka miesięcy</w:t>
+        <w:t xml:space="preserve">„Jak napisać pracę magisterską z filologii polskiej” — przewodnik do tego wzoru</w:t>
       </w:r>
     </w:p>
     <w:p>
@@ -750,21 +750,21 @@
         <w:pStyle w:val="Note"/>
       </w:pPr>
       <w:r>
-        <w:t xml:space="preserve">Podajesz temat, kierunek studiów i wytyczne promotora, a sztuczna inteligencja generuje unikalny, gotowy do edycji tekst: z poprawną strukturą rozdziałów, przypisami i bibliografią. Rejestracja jest darmowa, płacisz wyłącznie za wygenerowany tekst.</w:t>
+        <w:t xml:space="preserve">Wzór pokazuje układ pracy. Przewodnik pokazuje, jak wypełnić każdy rozdział treścią: dobór metody i narzędzi, analiza wyników, typowe uwagi recenzentów. PDF + EPUB, 49 zł, dostęp od razu po płatności.</w:t>
       </w:r>
     </w:p>
     <w:p>
       <w:pPr>
         <w:pStyle w:val="Note"/>
       </w:pPr>
-      <w:hyperlink r:id="rId30">
+      <w:hyperlink r:id="rId19">
         <w:r>
           <w:rPr>
             <w:rStyle w:val="Hyperlink"/>
             <w:b/>
             <w:bCs/>
           </w:rPr>
-          <w:t xml:space="preserve">www.smart-edu.ai/pl/masters-thesis</w:t>
+          <w:t xml:space="preserve">praca-magisterska.pl/sklep/jak-napisac-prace-magisterska-z-filologii-polskiej/</w:t>
         </w:r>
       </w:hyperlink>
     </w:p>
@@ -773,35 +773,50 @@
         <w:pStyle w:val="BodyText"/>
       </w:pPr>
       <w:r>
-        <w:t xml:space="preserve">Wolisz napisać pracę w pełni samodzielnie? Pomoże Ci ebook</w:t>
-      </w:r>
-      <w:r>
-        <w:t xml:space="preserve"> </w:t>
-      </w:r>
-      <w:r>
-        <w:rPr>
-          <w:b/>
-          <w:bCs/>
-        </w:rPr>
-        <w:t xml:space="preserve">„Jak napisać pracę magisterską. Kompletny przewodnik od A do Z”</w:t>
-      </w:r>
-      <w:r>
-        <w:t xml:space="preserve"> </w:t>
-      </w:r>
-      <w:r>
-        <w:t xml:space="preserve">— 250 stron praktycznych wskazówek, szablonów i checklist, z rozdziałem o etycznym korzystaniu z AI:</w:t>
-      </w:r>
-      <w:r>
-        <w:t xml:space="preserve"> </w:t>
-      </w:r>
-      <w:hyperlink r:id="rId31">
+        <w:t xml:space="preserve">Chcesz zobaczyć kompletną pracę z przypisami i bibliografią? Zajrzyj do</w:t>
+      </w:r>
+      <w:r>
+        <w:t xml:space="preserve"> </w:t>
+      </w:r>
+      <w:hyperlink r:id="rId20">
         <w:r>
           <w:rPr>
             <w:rStyle w:val="Hyperlink"/>
           </w:rPr>
-          <w:t xml:space="preserve">www.praca-magisterska.pl/sklep/praca-magisterska-ebook/</w:t>
+          <w:t xml:space="preserve">katalogu gotowych prac wzorcowych</w:t>
         </w:r>
       </w:hyperlink>
+      <w:r>
+        <w:t xml:space="preserve"> </w:t>
+      </w:r>
+      <w:r>
+        <w:t xml:space="preserve">(59 zł za pracę).</w:t>
+      </w:r>
+    </w:p>
+    <w:p>
+      <w:pPr>
+        <w:pStyle w:val="BodyText"/>
+      </w:pPr>
+      <w:r>
+        <w:t xml:space="preserve">Generator</w:t>
+      </w:r>
+      <w:r>
+        <w:t xml:space="preserve"> </w:t>
+      </w:r>
+      <w:hyperlink r:id="rId21">
+        <w:r>
+          <w:rPr>
+            <w:rStyle w:val="Hyperlink"/>
+          </w:rPr>
+          <w:t xml:space="preserve">Smart-Edu.ai</w:t>
+        </w:r>
+      </w:hyperlink>
+      <w:r>
+        <w:t xml:space="preserve"> </w:t>
+      </w:r>
+      <w:r>
+        <w:t xml:space="preserve">przygotuje pierwszą wersję tekstu z pomocą sztucznej inteligencji, jeśli wolisz zacząć od szkicu.</w:t>
+      </w:r>
     </w:p>
     <w:p>
       <w:pPr>
@@ -817,7 +832,7 @@
       <w:r>
         <w:t xml:space="preserve"> </w:t>
       </w:r>
-      <w:hyperlink r:id="rId32">
+      <w:hyperlink r:id="rId22">
         <w:r>
           <w:rPr>
             <w:rStyle w:val="Hyperlink"/>
@@ -828,7 +843,7 @@
         </w:r>
       </w:hyperlink>
     </w:p>
-    <w:bookmarkEnd w:id="33"/>
+    <w:bookmarkEnd w:id="23"/>
     <w:sectPr/>
   </w:body>
 </w:document>
